--- a/Homework Problems/Chapter9_Problems.docx
+++ b/Homework Problems/Chapter9_Problems.docx
@@ -1,6 +1,6 @@
 
 <file path=word/document.xml><?xml version="1.0" encoding="utf-8"?>
-<w:document xmlns:wpc="http://schemas.microsoft.com/office/word/2010/wordprocessingCanvas" xmlns:cx="http://schemas.microsoft.com/office/drawing/2014/chartex" xmlns:cx1="http://schemas.microsoft.com/office/drawing/2015/9/8/chartex" xmlns:cx2="http://schemas.microsoft.com/office/drawing/2015/10/21/chartex" xmlns:cx3="http://schemas.microsoft.com/office/drawing/2016/5/9/chartex" xmlns:cx4="http://schemas.microsoft.com/office/drawing/2016/5/10/chartex" xmlns:cx5="http://schemas.microsoft.com/office/drawing/2016/5/11/chartex" xmlns:cx6="http://schemas.microsoft.com/office/drawing/2016/5/12/chartex" xmlns:cx7="http://schemas.microsoft.com/office/drawing/2016/5/13/chartex" xmlns:cx8="http://schemas.microsoft.com/office/drawing/2016/5/14/chartex" xmlns:mc="http://schemas.openxmlformats.org/markup-compatibility/2006" xmlns:aink="http://schemas.microsoft.com/office/drawing/2016/ink" xmlns:am3d="http://schemas.microsoft.com/office/drawing/2017/model3d" xmlns:o="urn:schemas-microsoft-com:office:office" xmlns:r="http://schemas.openxmlformats.org/officeDocument/2006/relationships" xmlns:m="http://schemas.openxmlformats.org/officeDocument/2006/math" xmlns:v="urn:schemas-microsoft-com:vml" xmlns:wp14="http://schemas.microsoft.com/office/word/2010/wordprocessingDrawing" xmlns:wp="http://schemas.openxmlformats.org/drawingml/2006/wordprocessingDrawing" xmlns:w10="urn:schemas-microsoft-com:office:word" xmlns:w="http://schemas.openxmlformats.org/wordprocessingml/2006/main" xmlns:w14="http://schemas.microsoft.com/office/word/2010/wordml" xmlns:w15="http://schemas.microsoft.com/office/word/2012/wordml" xmlns:w16cex="http://schemas.microsoft.com/office/word/2018/wordml/cex" xmlns:w16cid="http://schemas.microsoft.com/office/word/2016/wordml/cid" xmlns:w16="http://schemas.microsoft.com/office/word/2018/wordml" xmlns:w16se="http://schemas.microsoft.com/office/word/2015/wordml/symex" xmlns:wpg="http://schemas.microsoft.com/office/word/2010/wordprocessingGroup" xmlns:wpi="http://schemas.microsoft.com/office/word/2010/wordprocessingInk" xmlns:wne="http://schemas.microsoft.com/office/word/2006/wordml" xmlns:wps="http://schemas.microsoft.com/office/word/2010/wordprocessingShape" mc:Ignorable="w14 w15 w16se w16cid w16 w16cex wp14">
+<w:document xmlns:wpc="http://schemas.microsoft.com/office/word/2010/wordprocessingCanvas" xmlns:cx="http://schemas.microsoft.com/office/drawing/2014/chartex" xmlns:cx1="http://schemas.microsoft.com/office/drawing/2015/9/8/chartex" xmlns:cx2="http://schemas.microsoft.com/office/drawing/2015/10/21/chartex" xmlns:cx3="http://schemas.microsoft.com/office/drawing/2016/5/9/chartex" xmlns:cx4="http://schemas.microsoft.com/office/drawing/2016/5/10/chartex" xmlns:cx5="http://schemas.microsoft.com/office/drawing/2016/5/11/chartex" xmlns:cx6="http://schemas.microsoft.com/office/drawing/2016/5/12/chartex" xmlns:cx7="http://schemas.microsoft.com/office/drawing/2016/5/13/chartex" xmlns:cx8="http://schemas.microsoft.com/office/drawing/2016/5/14/chartex" xmlns:mc="http://schemas.openxmlformats.org/markup-compatibility/2006" xmlns:aink="http://schemas.microsoft.com/office/drawing/2016/ink" xmlns:am3d="http://schemas.microsoft.com/office/drawing/2017/model3d" xmlns:o="urn:schemas-microsoft-com:office:office" xmlns:oel="http://schemas.microsoft.com/office/2019/extlst" xmlns:r="http://schemas.openxmlformats.org/officeDocument/2006/relationships" xmlns:m="http://schemas.openxmlformats.org/officeDocument/2006/math" xmlns:v="urn:schemas-microsoft-com:vml" xmlns:wp14="http://schemas.microsoft.com/office/word/2010/wordprocessingDrawing" xmlns:wp="http://schemas.openxmlformats.org/drawingml/2006/wordprocessingDrawing" xmlns:w10="urn:schemas-microsoft-com:office:word" xmlns:w="http://schemas.openxmlformats.org/wordprocessingml/2006/main" xmlns:w14="http://schemas.microsoft.com/office/word/2010/wordml" xmlns:w15="http://schemas.microsoft.com/office/word/2012/wordml" xmlns:w16cex="http://schemas.microsoft.com/office/word/2018/wordml/cex" xmlns:w16cid="http://schemas.microsoft.com/office/word/2016/wordml/cid" xmlns:w16="http://schemas.microsoft.com/office/word/2018/wordml" xmlns:w16du="http://schemas.microsoft.com/office/word/2023/wordml/word16du" xmlns:w16sdtdh="http://schemas.microsoft.com/office/word/2020/wordml/sdtdatahash" xmlns:w16sdtfl="http://schemas.microsoft.com/office/word/2024/wordml/sdtformatlock" xmlns:w16se="http://schemas.microsoft.com/office/word/2015/wordml/symex" xmlns:wpg="http://schemas.microsoft.com/office/word/2010/wordprocessingGroup" xmlns:wpi="http://schemas.microsoft.com/office/word/2010/wordprocessingInk" xmlns:wne="http://schemas.microsoft.com/office/word/2006/wordml" xmlns:wps="http://schemas.microsoft.com/office/word/2010/wordprocessingShape" mc:Ignorable="w14 w15 w16se w16cid w16 w16cex w16sdtdh w16sdtfl w16du wp14">
   <w:body>
     <w:p>
       <w:pPr>
@@ -97,6 +97,7 @@
         <w:t xml:space="preserve">, </w:t>
       </w:r>
       <w:bookmarkStart w:id="0" w:name="_Hlk73627391"/>
+      <w:proofErr w:type="spellStart"/>
       <w:r>
         <w:rPr>
           <w:rFonts w:cstheme="minorHAnsi"/>
@@ -107,6 +108,7 @@
         <w:t>x</w:t>
       </w:r>
       <w:bookmarkEnd w:id="0"/>
+      <w:proofErr w:type="spellEnd"/>
       <w:r>
         <w:t xml:space="preserve"> = 5.52 m)</w:t>
       </w:r>
@@ -213,7 +215,11 @@
     </w:p>
     <w:p>
       <w:r>
-        <w:t>(Solution: t = 5.166 s, y</w:t>
+        <w:t xml:space="preserve">(Solution: t = 5.166 s, </w:t>
+      </w:r>
+      <w:proofErr w:type="spellStart"/>
+      <w:r>
+        <w:t>y</w:t>
       </w:r>
       <w:r>
         <w:rPr>
@@ -221,6 +227,7 @@
         </w:rPr>
         <w:t>max</w:t>
       </w:r>
+      <w:proofErr w:type="spellEnd"/>
       <w:r>
         <w:t xml:space="preserve"> = 12,977.6 m)</w:t>
       </w:r>
@@ -253,7 +260,16 @@
         <w:t>o</w:t>
       </w:r>
       <w:r>
-        <w:t xml:space="preserve"> angle. A headwind exerts a constant 5 N horizontal force. How far will the cannonball travel before horizontally hitting the ground?</w:t>
+        <w:t xml:space="preserve"> angle. A headwind exerts a constant 5 N horizontal force. How far will the cannonball travel horizontally</w:t>
+      </w:r>
+      <w:r>
+        <w:t xml:space="preserve"> </w:t>
+      </w:r>
+      <w:r>
+        <w:t>before</w:t>
+      </w:r>
+      <w:r>
+        <w:t xml:space="preserve"> hitting the ground?</w:t>
       </w:r>
     </w:p>
     <w:p>
@@ -675,7 +691,7 @@
           <w:noProof/>
         </w:rPr>
         <w:drawing>
-          <wp:inline distT="0" distB="0" distL="0" distR="0" wp14:anchorId="00CA5A7F" wp14:editId="6DFE71F5">
+          <wp:inline distT="0" distB="0" distL="0" distR="0" wp14:anchorId="00CA5A7F" wp14:editId="686F2FD5">
             <wp:extent cx="2012485" cy="2663107"/>
             <wp:effectExtent l="0" t="0" r="6985" b="4445"/>
             <wp:docPr id="8" name="Picture 8"/>
@@ -815,7 +831,7 @@
 </file>
 
 <file path=word/numbering.xml><?xml version="1.0" encoding="utf-8"?>
-<w:numbering xmlns:wpc="http://schemas.microsoft.com/office/word/2010/wordprocessingCanvas" xmlns:cx="http://schemas.microsoft.com/office/drawing/2014/chartex" xmlns:cx1="http://schemas.microsoft.com/office/drawing/2015/9/8/chartex" xmlns:cx2="http://schemas.microsoft.com/office/drawing/2015/10/21/chartex" xmlns:cx3="http://schemas.microsoft.com/office/drawing/2016/5/9/chartex" xmlns:cx4="http://schemas.microsoft.com/office/drawing/2016/5/10/chartex" xmlns:cx5="http://schemas.microsoft.com/office/drawing/2016/5/11/chartex" xmlns:cx6="http://schemas.microsoft.com/office/drawing/2016/5/12/chartex" xmlns:cx7="http://schemas.microsoft.com/office/drawing/2016/5/13/chartex" xmlns:cx8="http://schemas.microsoft.com/office/drawing/2016/5/14/chartex" xmlns:mc="http://schemas.openxmlformats.org/markup-compatibility/2006" xmlns:aink="http://schemas.microsoft.com/office/drawing/2016/ink" xmlns:am3d="http://schemas.microsoft.com/office/drawing/2017/model3d" xmlns:o="urn:schemas-microsoft-com:office:office" xmlns:r="http://schemas.openxmlformats.org/officeDocument/2006/relationships" xmlns:m="http://schemas.openxmlformats.org/officeDocument/2006/math" xmlns:v="urn:schemas-microsoft-com:vml" xmlns:wp14="http://schemas.microsoft.com/office/word/2010/wordprocessingDrawing" xmlns:wp="http://schemas.openxmlformats.org/drawingml/2006/wordprocessingDrawing" xmlns:w10="urn:schemas-microsoft-com:office:word" xmlns:w="http://schemas.openxmlformats.org/wordprocessingml/2006/main" xmlns:w14="http://schemas.microsoft.com/office/word/2010/wordml" xmlns:w15="http://schemas.microsoft.com/office/word/2012/wordml" xmlns:w16cex="http://schemas.microsoft.com/office/word/2018/wordml/cex" xmlns:w16cid="http://schemas.microsoft.com/office/word/2016/wordml/cid" xmlns:w16="http://schemas.microsoft.com/office/word/2018/wordml" xmlns:w16se="http://schemas.microsoft.com/office/word/2015/wordml/symex" xmlns:wpg="http://schemas.microsoft.com/office/word/2010/wordprocessingGroup" xmlns:wpi="http://schemas.microsoft.com/office/word/2010/wordprocessingInk" xmlns:wne="http://schemas.microsoft.com/office/word/2006/wordml" xmlns:wps="http://schemas.microsoft.com/office/word/2010/wordprocessingShape" mc:Ignorable="w14 w15 w16se w16cid w16 w16cex wp14">
+<w:numbering xmlns:wpc="http://schemas.microsoft.com/office/word/2010/wordprocessingCanvas" xmlns:cx="http://schemas.microsoft.com/office/drawing/2014/chartex" xmlns:cx1="http://schemas.microsoft.com/office/drawing/2015/9/8/chartex" xmlns:cx2="http://schemas.microsoft.com/office/drawing/2015/10/21/chartex" xmlns:cx3="http://schemas.microsoft.com/office/drawing/2016/5/9/chartex" xmlns:cx4="http://schemas.microsoft.com/office/drawing/2016/5/10/chartex" xmlns:cx5="http://schemas.microsoft.com/office/drawing/2016/5/11/chartex" xmlns:cx6="http://schemas.microsoft.com/office/drawing/2016/5/12/chartex" xmlns:cx7="http://schemas.microsoft.com/office/drawing/2016/5/13/chartex" xmlns:cx8="http://schemas.microsoft.com/office/drawing/2016/5/14/chartex" xmlns:mc="http://schemas.openxmlformats.org/markup-compatibility/2006" xmlns:aink="http://schemas.microsoft.com/office/drawing/2016/ink" xmlns:am3d="http://schemas.microsoft.com/office/drawing/2017/model3d" xmlns:o="urn:schemas-microsoft-com:office:office" xmlns:oel="http://schemas.microsoft.com/office/2019/extlst" xmlns:r="http://schemas.openxmlformats.org/officeDocument/2006/relationships" xmlns:m="http://schemas.openxmlformats.org/officeDocument/2006/math" xmlns:v="urn:schemas-microsoft-com:vml" xmlns:wp14="http://schemas.microsoft.com/office/word/2010/wordprocessingDrawing" xmlns:wp="http://schemas.openxmlformats.org/drawingml/2006/wordprocessingDrawing" xmlns:w10="urn:schemas-microsoft-com:office:word" xmlns:w="http://schemas.openxmlformats.org/wordprocessingml/2006/main" xmlns:w14="http://schemas.microsoft.com/office/word/2010/wordml" xmlns:w15="http://schemas.microsoft.com/office/word/2012/wordml" xmlns:w16cex="http://schemas.microsoft.com/office/word/2018/wordml/cex" xmlns:w16cid="http://schemas.microsoft.com/office/word/2016/wordml/cid" xmlns:w16="http://schemas.microsoft.com/office/word/2018/wordml" xmlns:w16du="http://schemas.microsoft.com/office/word/2023/wordml/word16du" xmlns:w16sdtdh="http://schemas.microsoft.com/office/word/2020/wordml/sdtdatahash" xmlns:w16sdtfl="http://schemas.microsoft.com/office/word/2024/wordml/sdtformatlock" xmlns:w16se="http://schemas.microsoft.com/office/word/2015/wordml/symex" xmlns:wpg="http://schemas.microsoft.com/office/word/2010/wordprocessingGroup" xmlns:wpi="http://schemas.microsoft.com/office/word/2010/wordprocessingInk" xmlns:wne="http://schemas.microsoft.com/office/word/2006/wordml" xmlns:wps="http://schemas.microsoft.com/office/word/2010/wordprocessingShape" mc:Ignorable="w14 w15 w16se w16cid w16 w16cex w16sdtdh w16sdtfl w16du wp14">
   <w:abstractNum w:abstractNumId="0" w15:restartNumberingAfterBreak="0">
     <w:nsid w:val="01AA039C"/>
     <w:multiLevelType w:val="hybridMultilevel"/>
@@ -1703,38 +1719,38 @@
       </w:rPr>
     </w:lvl>
   </w:abstractNum>
-  <w:num w:numId="1">
+  <w:num w:numId="1" w16cid:durableId="564073230">
     <w:abstractNumId w:val="2"/>
   </w:num>
-  <w:num w:numId="2">
+  <w:num w:numId="2" w16cid:durableId="1461340958">
     <w:abstractNumId w:val="8"/>
   </w:num>
-  <w:num w:numId="3">
+  <w:num w:numId="3" w16cid:durableId="1954360108">
     <w:abstractNumId w:val="0"/>
   </w:num>
-  <w:num w:numId="4">
+  <w:num w:numId="4" w16cid:durableId="1754276327">
     <w:abstractNumId w:val="5"/>
   </w:num>
-  <w:num w:numId="5">
+  <w:num w:numId="5" w16cid:durableId="436559866">
     <w:abstractNumId w:val="4"/>
   </w:num>
-  <w:num w:numId="6">
+  <w:num w:numId="6" w16cid:durableId="2091850827">
     <w:abstractNumId w:val="7"/>
   </w:num>
-  <w:num w:numId="7">
+  <w:num w:numId="7" w16cid:durableId="1374650355">
     <w:abstractNumId w:val="1"/>
   </w:num>
-  <w:num w:numId="8">
+  <w:num w:numId="8" w16cid:durableId="1714647401">
     <w:abstractNumId w:val="6"/>
   </w:num>
-  <w:num w:numId="9">
+  <w:num w:numId="9" w16cid:durableId="337198295">
     <w:abstractNumId w:val="3"/>
   </w:num>
 </w:numbering>
 </file>
 
 <file path=word/styles.xml><?xml version="1.0" encoding="utf-8"?>
-<w:styles xmlns:mc="http://schemas.openxmlformats.org/markup-compatibility/2006" xmlns:r="http://schemas.openxmlformats.org/officeDocument/2006/relationships" xmlns:w="http://schemas.openxmlformats.org/wordprocessingml/2006/main" xmlns:w14="http://schemas.microsoft.com/office/word/2010/wordml" xmlns:w15="http://schemas.microsoft.com/office/word/2012/wordml" xmlns:w16cex="http://schemas.microsoft.com/office/word/2018/wordml/cex" xmlns:w16cid="http://schemas.microsoft.com/office/word/2016/wordml/cid" xmlns:w16="http://schemas.microsoft.com/office/word/2018/wordml" xmlns:w16se="http://schemas.microsoft.com/office/word/2015/wordml/symex" mc:Ignorable="w14 w15 w16se w16cid w16 w16cex">
+<w:styles xmlns:mc="http://schemas.openxmlformats.org/markup-compatibility/2006" xmlns:r="http://schemas.openxmlformats.org/officeDocument/2006/relationships" xmlns:w="http://schemas.openxmlformats.org/wordprocessingml/2006/main" xmlns:w14="http://schemas.microsoft.com/office/word/2010/wordml" xmlns:w15="http://schemas.microsoft.com/office/word/2012/wordml" xmlns:w16cex="http://schemas.microsoft.com/office/word/2018/wordml/cex" xmlns:w16cid="http://schemas.microsoft.com/office/word/2016/wordml/cid" xmlns:w16="http://schemas.microsoft.com/office/word/2018/wordml" xmlns:w16du="http://schemas.microsoft.com/office/word/2023/wordml/word16du" xmlns:w16sdtdh="http://schemas.microsoft.com/office/word/2020/wordml/sdtdatahash" xmlns:w16sdtfl="http://schemas.microsoft.com/office/word/2024/wordml/sdtformatlock" xmlns:w16se="http://schemas.microsoft.com/office/word/2015/wordml/symex" mc:Ignorable="w14 w15 w16se w16cid w16 w16cex w16sdtdh w16sdtfl w16du">
   <w:docDefaults>
     <w:rPrDefault>
       <w:rPr>
